--- a/backend/document-templates/TechnologyEndUseLetter.docx
+++ b/backend/document-templates/TechnologyEndUseLetter.docx
@@ -151,8 +151,16 @@
           <w:color w:val="000000" w:themeColor="text1"/>
           <w:lang w:val="en-US"/>
         </w:rPr>
-        <w:t>Nhava Shewa.</w:t>
-      </w:r>
+        <w:t>{{POL}}</w:t>
+      </w:r>
+    </w:p>
+    <w:p>
+      <w:pPr>
+        <w:rPr>
+          <w:color w:val="000000" w:themeColor="text1"/>
+          <w:lang w:val="en-US"/>
+        </w:rPr>
+      </w:pPr>
     </w:p>
     <w:p>
       <w:pPr>
@@ -864,23 +872,7 @@
         <w:b/>
         <w:color w:val="131346"/>
       </w:rPr>
-      <w:t>Phone: +91-9753210294</w:t>
-    </w:r>
-    <w:r>
-      <w:rPr>
-        <w:rFonts w:ascii="Times New Roman" w:hAnsi="Times New Roman" w:cs="Times New Roman"/>
-        <w:b/>
-        <w:color w:val="131346"/>
-      </w:rPr>
-      <w:t xml:space="preserve">                                                </w:t>
-    </w:r>
-    <w:r>
-      <w:rPr>
-        <w:rFonts w:ascii="Times New Roman" w:hAnsi="Times New Roman" w:cs="Times New Roman"/>
-        <w:b/>
-        <w:color w:val="131346"/>
-      </w:rPr>
-      <w:t>Email: madhavgupta@blueocean.org.in</w:t>
+      <w:t>Phone: +91-9753210294                                                Email: madhavgupta@blueocean.org.in</w:t>
     </w:r>
   </w:p>
   <w:p>
@@ -909,23 +901,7 @@
         <w:b/>
         <w:color w:val="131346"/>
       </w:rPr>
-      <w:t>Licence No.: 1631000310532884</w:t>
-    </w:r>
-    <w:r>
-      <w:rPr>
-        <w:rFonts w:ascii="Times New Roman" w:hAnsi="Times New Roman" w:cs="Times New Roman"/>
-        <w:b/>
-        <w:color w:val="131346"/>
-      </w:rPr>
-      <w:t xml:space="preserve">                                         </w:t>
-    </w:r>
-    <w:r>
-      <w:rPr>
-        <w:rFonts w:ascii="Times New Roman" w:hAnsi="Times New Roman" w:cs="Times New Roman"/>
-        <w:b/>
-        <w:color w:val="131346"/>
-      </w:rPr>
-      <w:t>GST Number: 27AXGPG2997R1ZJ</w:t>
+      <w:t>Licence No.: 1631000310532884                                         GST Number: 27AXGPG2997R1ZJ</w:t>
     </w:r>
   </w:p>
 </w:ftr>
@@ -1154,7 +1130,7 @@
             </wp:anchor>
           </w:drawing>
         </mc:Choice>
-        <mc:Fallback xmlns:w16cei="http://schemas.microsoft.com/office/word/2026/wordml/cei">
+        <mc:Fallback>
           <w:pict>
             <v:shapetype w14:anchorId="4AF4D0FA" id="_x0000_t202" coordsize="21600,21600" o:spt="202" path="m,l,21600r21600,l21600,xe">
               <v:stroke joinstyle="miter"/>
